--- a/documentation.docx
+++ b/documentation.docx
@@ -18404,6 +18404,622 @@
       <w:pPr>
         <w:spacing w:after="80"/>
       </w:pPr>
+    </w:p>
+    <w:p>
+      <w:r>
+        <w:br/>
+      </w:r>
+    </w:p>
+    <w:p>
+      <w:pPr>
+        <w:pStyle w:val="2"/>
+      </w:pPr>
+      <w:r>
+        <w:t>Appendix – v1.1 Update and New Systems</w:t>
+      </w:r>
+    </w:p>
+    <w:p>
+      <w:r>
+        <w:t>This appendix extends the original documentation to cover features, systems, and structural changes that were introduced after the last major revision. All original sections remain valid unless explicitly superseded here.</w:t>
+      </w:r>
+    </w:p>
+    <w:p>
+      <w:pPr>
+        <w:pStyle w:val="3"/>
+      </w:pPr>
+      <w:r>
+        <w:t>A1. High-Level Changes Since Last Revision</w:t>
+      </w:r>
+    </w:p>
+    <w:p>
+      <w:r>
+        <w:t>The codebase has evolved beyond the original version 1.0 scope and now includes a player level and experience system, a richer play loop, an expanded audio subsystem, and broader persistence support.</w:t>
+      </w:r>
+    </w:p>
+    <w:p>
+      <w:r>
+        <w:t>The current project structure still centers on Game, Player, Inventory, Equipment, Shop, and Item, but Game now coordinates additional runtime states such as boss cooldown, medkit flow, and music control.</w:t>
+      </w:r>
+    </w:p>
+    <w:p>
+      <w:r>
+        <w:t>Several original assumptions in the old SRS are no longer accurate. In particular, the product now does include a numeric level and experience-point progression system through Player::exp, Player::lvl, and Player::levelUp().</w:t>
+      </w:r>
+    </w:p>
+    <w:p>
+      <w:r>
+        <w:t>The shop and inventory model were also extended: shop items track stock, backpack ownership expands inventory width, and filtering/search behavior is present for larger inventories.</w:t>
+      </w:r>
+    </w:p>
+    <w:p>
+      <w:r>
+        <w:t>The save/load layer has expanded as well, preserving a broader set of world, player, inventory, equipment, shop, and statistics data than the older revision described.</w:t>
+      </w:r>
+    </w:p>
+    <w:p>
+      <w:pPr>
+        <w:pStyle w:val="3"/>
+      </w:pPr>
+      <w:r>
+        <w:t>A2. Repository Structure at v1.1</w:t>
+      </w:r>
+    </w:p>
+    <w:p>
+      <w:r>
+        <w:t>The repository root contains CMakeLists.txt, README.md, documentation.docx, an include directory with nlohmann/json, a music directory with bundled MP3 assets, and a src directory containing the application source files.</w:t>
+      </w:r>
+    </w:p>
+    <w:p>
+      <w:r>
+        <w:t>The src directory includes the core modules main.cpp, game.cpp/game.h, player.cpp/player.h, inventory.cpp/inventory.h, item.cpp/item.h, equipment.cpp/equipment.h, shop.cpp/shop.h, gridbase.cpp/gridbase.h, displaylist.cpp/displaylist.h, music.cpp/music.h, random.cpp/random.h, charCheck.h, and miniaudio.h.</w:t>
+      </w:r>
+    </w:p>
+    <w:p>
+      <w:r>
+        <w:t>The music directory currently ships multiple background tracks rather than a single file, including ancientharp.mp3, castleexploration.mp3, easytravel.mp3, fantasyexploration.mp3, habitat.mp3, and smoothwaters.mp3.</w:t>
+      </w:r>
+    </w:p>
+    <w:p>
+      <w:r>
+        <w:t>The include directory bundles json.hpp, which is used by the save/load layer for serialization and deserialization of game state.</w:t>
+      </w:r>
+    </w:p>
+    <w:p>
+      <w:pPr>
+        <w:pStyle w:val="3"/>
+      </w:pPr>
+      <w:r>
+        <w:t>A3. Player Level and Progression System</w:t>
+      </w:r>
+    </w:p>
+    <w:p>
+      <w:r>
+        <w:t>The player is represented by a dedicated Player class that stores name, money, hp, exp, lvl, difficulty string, Inventory ownership, and Equipment ownership.</w:t>
+      </w:r>
+    </w:p>
+    <w:p>
+      <w:r>
+        <w:t>Player progression is implemented through the exp and lvl fields and the Player::levelUp(int min, int max) method.</w:t>
+      </w:r>
+    </w:p>
+    <w:p>
+      <w:r>
+        <w:t>The levelUp method grants a random experience value in a caller-defined range and increments the player's level whenever accumulated experience reaches or exceeds 100, carrying any remainder forward.</w:t>
+      </w:r>
+    </w:p>
+    <w:p>
+      <w:r>
+        <w:t>This means progression is not merely decorative: the game maintains persistent numeric progression data for each player, and future logic can use both current level and remaining experience toward the next level.</w:t>
+      </w:r>
+    </w:p>
+    <w:p>
+      <w:r>
+        <w:t>The old documentation explicitly said that the product did not include a level/experience-point progression system; that statement is obsolete and should be considered superseded by this appendix.</w:t>
+      </w:r>
+    </w:p>
+    <w:p>
+      <w:r>
+        <w:t>Difficulty is also stored per player through the diff field, allowing the active difficulty mode to persist with the player profile.</w:t>
+      </w:r>
+    </w:p>
+    <w:p>
+      <w:pPr>
+        <w:pStyle w:val="3"/>
+      </w:pPr>
+      <w:r>
+        <w:t>A4. Play Mode, Zombie Events, and Boss Fights</w:t>
+      </w:r>
+    </w:p>
+    <w:p>
+      <w:r>
+        <w:t>The play loop is richer than the original high-level description and includes standard money-earning actions, random zombie attack events, medkit support, durability loss, boss fights, and post-boss cooldown handling.</w:t>
+      </w:r>
+    </w:p>
+    <w:p>
+      <w:r>
+        <w:t>The GameState enum now contains STATE_PLAY, STATE_PLAY_MEDKIT, STATE_BOSS, and STATE_BOSS_COOLDOWN, showing that play mode is implemented as several related substates rather than a single monolithic screen.</w:t>
+      </w:r>
+    </w:p>
+    <w:p>
+      <w:r>
+        <w:t>Normal play sessions are influenced by equipped gear. Melee, ranged, and armor items alter earnings, losses, and survival outcomes through logic in game.cpp and through the equipment subsystem.</w:t>
+      </w:r>
+    </w:p>
+    <w:p>
+      <w:r>
+        <w:t>Zombie encounters occur as random adverse events during play mode. These events can reduce player HP and/or steal coins, depending on the current play logic and defensive situation.</w:t>
+      </w:r>
+    </w:p>
+    <w:p>
+      <w:r>
+        <w:t>Boss fights are a distinct timed interaction. The codebase tracks bossClicks, bossInitialized, bossStartTime, and bossEndTime, confirming that boss events are treated as dedicated runtime sequences with timing constraints.</w:t>
+      </w:r>
+    </w:p>
+    <w:p>
+      <w:r>
+        <w:t>The game also tracks bossFightsWon inside the Stats structure, which means boss outcomes are part of the persisted session record.</w:t>
+      </w:r>
+    </w:p>
+    <w:p>
+      <w:r>
+        <w:t>Medkit flow is integrated directly into gameplay through STATE_PLAY_MEDKIT, medCursor, medkitMsg, and HP restoration logic tied to inventory consumables.</w:t>
+      </w:r>
+    </w:p>
+    <w:p>
+      <w:r>
+        <w:t>Durability impact remains central: active items degrade during use, and broken items can be destroyed and removed from equipment or inventory depending on context.</w:t>
+      </w:r>
+    </w:p>
+    <w:p>
+      <w:pPr>
+        <w:pStyle w:val="3"/>
+      </w:pPr>
+      <w:r>
+        <w:t>A5. Inventory, Filtering, Search, and Capacity Extensions</w:t>
+      </w:r>
+    </w:p>
+    <w:p>
+      <w:r>
+        <w:t>The inventory subsystem derives from GridBase and begins as a 4x4 grid, but it can expand horizontally through backpack ownership.</w:t>
+      </w:r>
+    </w:p>
+    <w:p>
+      <w:r>
+        <w:t>Inventory::addSmallBackpack() expands the grid by one additional column, while Inventory::addLargeBackpack() expands it by two more columns.</w:t>
+      </w:r>
+    </w:p>
+    <w:p>
+      <w:r>
+        <w:t>The inventory tracks whether a small or large backpack has already been acquired through hasSmallBackpack and hasLargeBackpack flags, preventing duplicate ownership of the same backpack type.</w:t>
+      </w:r>
+    </w:p>
+    <w:p>
+      <w:r>
+        <w:t>Inventory search is implemented with a Levenshtein-distance based routine, allowing approximate-name matching rather than exact-match-only lookup.</w:t>
+      </w:r>
+    </w:p>
+    <w:p>
+      <w:r>
+        <w:t>The subsystem supports sorting by rarity and by type, as well as filtering by rarity or type through dedicated filter flags and active filter state.</w:t>
+      </w:r>
+    </w:p>
+    <w:p>
+      <w:r>
+        <w:t>Masked item display support is present through the maskedItems map, which means some inventory views can hide exact item identities while still occupying visible slots.</w:t>
+      </w:r>
+    </w:p>
+    <w:p>
+      <w:r>
+        <w:t>Inventory rendering is equipment-aware: Inventory::display can optionally render the equipment panel alongside the grid and can switch visual behavior when equip mode is active.</w:t>
+      </w:r>
+    </w:p>
+    <w:p>
+      <w:pPr>
+        <w:pStyle w:val="3"/>
+      </w:pPr>
+      <w:r>
+        <w:t>A6. Equipment and Equipped Item Handling</w:t>
+      </w:r>
+    </w:p>
+    <w:p>
+      <w:r>
+        <w:t>Equipment is represented by a dedicated Equipment class with three named slots: armor, melee, and ranged.</w:t>
+      </w:r>
+    </w:p>
+    <w:p>
+      <w:r>
+        <w:t>Player::equipFromInventory transfers an item from the inventory into the appropriate equipment slot based on its category string, and if the destination slot was occupied the displaced item is returned to the inventory when possible.</w:t>
+      </w:r>
+    </w:p>
+    <w:p>
+      <w:r>
+        <w:t>Player::unequipToInventory moves the currently selected equipped item back into the inventory and restores it to equipment if inventory capacity is full.</w:t>
+      </w:r>
+    </w:p>
+    <w:p>
+      <w:r>
+        <w:t>This behavior ensures that equipped items remain synchronized with inventory capacity constraints rather than existing outside the normal item-management rules.</w:t>
+      </w:r>
+    </w:p>
+    <w:p>
+      <w:r>
+        <w:t>The equipment view includes its own cursor navigation and ASCII-art rendering, so the equipment system is both a data model and an interactive UI element.</w:t>
+      </w:r>
+    </w:p>
+    <w:p>
+      <w:pPr>
+        <w:pStyle w:val="3"/>
+      </w:pPr>
+      <w:r>
+        <w:t>A7. Shop Behavior and Economic Model</w:t>
+      </w:r>
+    </w:p>
+    <w:p>
+      <w:r>
+        <w:t>The shop subsystem derives from GridBase and is currently configured as a vertical 15x1 item list.</w:t>
+      </w:r>
+    </w:p>
+    <w:p>
+      <w:r>
+        <w:t>Shop entries track both price and stock. The UI explicitly displays stock counts and marks entries as OUT OF STOCK when no copies remain.</w:t>
+      </w:r>
+    </w:p>
+    <w:p>
+      <w:r>
+        <w:t>The shop UI groups items by category and provides a purchase-oriented display with the player's current balance shown at the top.</w:t>
+      </w:r>
+    </w:p>
+    <w:p>
+      <w:r>
+        <w:t>The item model also contains a stock field, confirming that stock is not just a visual artifact but part of the item data structure itself.</w:t>
+      </w:r>
+    </w:p>
+    <w:p>
+      <w:r>
+        <w:t>The broader economy still uses rarity, type, price, and durability as major determinants for buying, selling, upgrading, and repairing, but the current codebase also layers player progression and encounter outcomes on top of that economy.</w:t>
+      </w:r>
+    </w:p>
+    <w:p>
+      <w:r>
+        <w:t>Backpacks and consumables are integrated into the economy, so the shop is not limited to combat equipment alone.</w:t>
+      </w:r>
+    </w:p>
+    <w:p>
+      <w:pPr>
+        <w:pStyle w:val="3"/>
+      </w:pPr>
+      <w:r>
+        <w:t>A8. Item Model, Type Tiers, and Durability</w:t>
+      </w:r>
+    </w:p>
+    <w:p>
+      <w:r>
+        <w:t>Items are represented by the Item class and store name, rarity, durability, price, type, stock, and category.</w:t>
+      </w:r>
+    </w:p>
+    <w:p>
+      <w:r>
+        <w:t>Rarity is still modeled with the six-tier enum common, uncommon, rare, epic, legendary, and unknown.</w:t>
+      </w:r>
+    </w:p>
+    <w:p>
+      <w:r>
+        <w:t>Type is still modeled with the six-tier enum wooden, stone, iron, gold, diamond, and unseen.</w:t>
+      </w:r>
+    </w:p>
+    <w:p>
+      <w:r>
+        <w:t>The project retains type-based upgrades through Item::upgradeType(), which advances items along the linear material path from wooden to stone, stone to iron, iron to gold, and gold to diamond.</w:t>
+      </w:r>
+    </w:p>
+    <w:p>
+      <w:r>
+        <w:t>Durability is still a core gameplay property and is surfaced visually with color coding. Lower durability values are displayed with increasingly severe warning colors.</w:t>
+      </w:r>
+    </w:p>
+    <w:p>
+      <w:r>
+        <w:t>The item model also includes category-aware behavior, allowing the same base Item class to represent armor, close-range weapons, long-range weapons, medkits, backpacks, and other purchasable entities used by the game loop.</w:t>
+      </w:r>
+    </w:p>
+    <w:p>
+      <w:pPr>
+        <w:pStyle w:val="3"/>
+      </w:pPr>
+      <w:r>
+        <w:t>A9. Upgrade and Repair Operations</w:t>
+      </w:r>
+    </w:p>
+    <w:p>
+      <w:r>
+        <w:t>Upgrade and repair remain important inventory-management mechanics, but they now have to coexist with equipped-item flow, larger inventories, and broader save/load coverage.</w:t>
+      </w:r>
+    </w:p>
+    <w:p>
+      <w:r>
+        <w:t>Game runtime state includes repairPending, repairCost, repairTarget, upgradePending, upgradeCost, upgradeFrom, and upgradeTo, showing that these actions are handled as explicit confirmation workflows rather than instant irreversible commands.</w:t>
+      </w:r>
+    </w:p>
+    <w:p>
+      <w:r>
+        <w:t>Because equipped items are first-class gameplay objects connected to earnings, defense, and boss results, any repair or upgrade to an equipped item has consequences beyond inventory bookkeeping alone.</w:t>
+      </w:r>
+    </w:p>
+    <w:p>
+      <w:r>
+        <w:t>The current architecture supports consistent synchronization between inventory data, equipment slots, and the player state during these operations.</w:t>
+      </w:r>
+    </w:p>
+    <w:p>
+      <w:pPr>
+        <w:pStyle w:val="3"/>
+      </w:pPr>
+      <w:r>
+        <w:t>A10. Audio and Music System</w:t>
+      </w:r>
+    </w:p>
+    <w:p>
+      <w:r>
+        <w:t>Audio support has grown into a dedicated subsystem rather than a single startup sound feature.</w:t>
+      </w:r>
+    </w:p>
+    <w:p>
+      <w:r>
+        <w:t>The Music class derives from DisplayList and manages track selection, playback state, pause/resume behavior, volume, and the currently selected song.</w:t>
+      </w:r>
+    </w:p>
+    <w:p>
+      <w:r>
+        <w:t>Music playback is implemented with the embedded miniaudio engine through ma_engine and ma_sound objects.</w:t>
+      </w:r>
+    </w:p>
+    <w:p>
+      <w:r>
+        <w:t>The subsystem now supports multiple tracks, not just one file. Music::getPath(int id) maps six separate IDs to six bundled MP3 files in the music directory.</w:t>
+      </w:r>
+    </w:p>
+    <w:p>
+      <w:r>
+        <w:t>The player can start a selected track, stop playback, pause, resume, toggle state, and adjust volume from 0 to 100.</w:t>
+      </w:r>
+    </w:p>
+    <w:p>
+      <w:r>
+        <w:t>The GameState enum includes STATE_MUSIC, confirming that music control is exposed through its own interactive screen in the game rather than being purely automatic background behavior.</w:t>
+      </w:r>
+    </w:p>
+    <w:p>
+      <w:r>
+        <w:t>The music UI is integrated into the same cursor-based console framework as the rest of the game, using DisplayList-derived behavior and ANSI-colored rendering.</w:t>
+      </w:r>
+    </w:p>
+    <w:p>
+      <w:pPr>
+        <w:pStyle w:val="3"/>
+      </w:pPr>
+      <w:r>
+        <w:t>A11. Save, Load, and Persistence</w:t>
+      </w:r>
+    </w:p>
+    <w:p>
+      <w:r>
+        <w:t>Persistence is broader in the current codebase than in the older revision and should be understood as full-session state preservation rather than simple inventory-only saving.</w:t>
+      </w:r>
+    </w:p>
+    <w:p>
+      <w:r>
+        <w:t>The Game class exposes saveGame(const std::string&amp; filename) and loadGame(const std::string&amp; filename), and the runtime includes a dedicated STATE_SAVE menu for save/load interaction.</w:t>
+      </w:r>
+    </w:p>
+    <w:p>
+      <w:r>
+        <w:t>The README states that progress is tied to a username and that multiple players can each have their own save file on the same machine.</w:t>
+      </w:r>
+    </w:p>
+    <w:p>
+      <w:r>
+        <w:t>Saved data includes inventory contents, equipped items, player statistics, currency, and session statistics, and the updated architecture also includes player experience, player level, difficulty state, shop state, and music-related runtime context where applicable.</w:t>
+      </w:r>
+    </w:p>
+    <w:p>
+      <w:r>
+        <w:t>The save/load system should therefore be documented as preserving substantially more player and world context than the original SRS revision suggested.</w:t>
+      </w:r>
+    </w:p>
+    <w:p>
+      <w:pPr>
+        <w:pStyle w:val="3"/>
+      </w:pPr>
+      <w:r>
+        <w:t>A12. Input Handling and Platform Support</w:t>
+      </w:r>
+    </w:p>
+    <w:p>
+      <w:r>
+        <w:t>Cross-platform keyboard handling remains split by platform using compile-time conditionals.</w:t>
+      </w:r>
+    </w:p>
+    <w:p>
+      <w:r>
+        <w:t>On Windows, charCheck.h uses _getch() from conio.h and maps arrow-key scan codes to w, a, s, and d style movement commands.</w:t>
+      </w:r>
+    </w:p>
+    <w:p>
+      <w:r>
+        <w:t>On macOS, charCheck.h uses termios raw-mode input and similarly translates escape-sequence arrow keys into gameplay navigation characters.</w:t>
+      </w:r>
+    </w:p>
+    <w:p>
+      <w:r>
+        <w:t>main.cpp also enables UTF-8 console output on Windows via SetConsoleOutputCP(65001) so that box-drawing characters and other UI glyphs render correctly.</w:t>
+      </w:r>
+    </w:p>
+    <w:p>
+      <w:r>
+        <w:t>The README documents macOS builds through an out-of-source CMake build and Windows builds through MSYS2 UCRT64 plus g++ compilation.</w:t>
+      </w:r>
+    </w:p>
+    <w:p>
+      <w:pPr>
+        <w:pStyle w:val="3"/>
+      </w:pPr>
+      <w:r>
+        <w:t>A13. Updated Build and Asset Notes</w:t>
+      </w:r>
+    </w:p>
+    <w:p>
+      <w:r>
+        <w:t>The repository includes a CMakeLists.txt file and is structured for C++17 builds.</w:t>
+      </w:r>
+    </w:p>
+    <w:p>
+      <w:r>
+        <w:t>On macOS, the documented flow is to create a build directory, run cmake .., run make, and then execute the produced inventory binary.</w:t>
+      </w:r>
+    </w:p>
+    <w:p>
+      <w:r>
+        <w:t>On Windows, the README documents MSYS2 UCRT64 usage and direct compilation of src/*.cpp with include paths targeting the src directory.</w:t>
+      </w:r>
+    </w:p>
+    <w:p>
+      <w:r>
+        <w:t>The bundled assets now include a very large single-header audio engine file (miniaudio.h), the single-header JSON library in include/json.hpp, and multiple MP3 files under music/.</w:t>
+      </w:r>
+    </w:p>
+    <w:p>
+      <w:r>
+        <w:t>Any future documentation should therefore describe the shipped asset set as multi-track audio plus embedded third-party single-header libraries, not as a minimal code-only project.</w:t>
+      </w:r>
+    </w:p>
+    <w:p>
+      <w:pPr>
+        <w:pStyle w:val="3"/>
+      </w:pPr>
+      <w:r>
+        <w:t>A14. Runtime Statistics and Telemetry</w:t>
+      </w:r>
+    </w:p>
+    <w:p>
+      <w:r>
+        <w:t>The Game class contains a Stats structure that records clicks, zombiesKilled, zombiesHit, coinsEarned, coinsStolen, hpHealed, medkitsUsed, itemsBroken, upgrades, repairs, itemsSold, itemsBought, and bossFightsWon.</w:t>
+      </w:r>
+    </w:p>
+    <w:p>
+      <w:r>
+        <w:t>This confirms that the game maintains a detailed session telemetry layer rather than only exposing money and HP to the player.</w:t>
+      </w:r>
+    </w:p>
+    <w:p>
+      <w:r>
+        <w:t>Statistics are used for in-game feedback, player review, and persistence, and they should be treated as part of the supported game-state model in current documentation.</w:t>
+      </w:r>
+    </w:p>
+    <w:p>
+      <w:pPr>
+        <w:pStyle w:val="3"/>
+      </w:pPr>
+      <w:r>
+        <w:t>A15. Updated Module Overview</w:t>
+      </w:r>
+    </w:p>
+    <w:p>
+      <w:r>
+        <w:t>main.cpp: Program entry point; configures Windows UTF-8 output when needed, constructs Game, and starts the application loop.</w:t>
+      </w:r>
+    </w:p>
+    <w:p>
+      <w:r>
+        <w:t>game.h / game.cpp: High-level orchestration layer; owns Player, Shop, Music, UI menus, play/boss/save/music substates, and persistence methods.</w:t>
+      </w:r>
+    </w:p>
+    <w:p>
+      <w:r>
+        <w:t>player.h / player.cpp: Defines player identity, money, HP, experience, level, difficulty, inventory ownership, and equipment ownership; includes progression and equip/unequip helpers.</w:t>
+      </w:r>
+    </w:p>
+    <w:p>
+      <w:r>
+        <w:t>inventory.h / inventory.cpp: Implements the expandable grid-based inventory, backpack handling, filtering, sorting, fuzzy search, masked display support, and equipment-aware rendering.</w:t>
+      </w:r>
+    </w:p>
+    <w:p>
+      <w:r>
+        <w:t>item.h / item.cpp: Core item data model covering rarity, type, durability, stock, category, price, and presentation helpers.</w:t>
+      </w:r>
+    </w:p>
+    <w:p>
+      <w:r>
+        <w:t>equipment.h / equipment.cpp: Manages the armor, melee, and ranged slots, including cursor movement, slot replacement, and ASCII-art visualization.</w:t>
+      </w:r>
+    </w:p>
+    <w:p>
+      <w:r>
+        <w:t>shop.h / shop.cpp: Implements the shop list, category display logic, stock-aware presentation, and player-balance purchase view.</w:t>
+      </w:r>
+    </w:p>
+    <w:p>
+      <w:r>
+        <w:t>gridbase.h / gridbase.cpp: Abstract shared 2D item-grid foundation used by inventory and shop.</w:t>
+      </w:r>
+    </w:p>
+    <w:p>
+      <w:r>
+        <w:t>displaylist.h / displaylist.cpp: General cursor-based console list component used for menus and music selection interfaces.</w:t>
+      </w:r>
+    </w:p>
+    <w:p>
+      <w:r>
+        <w:t>music.h / music.cpp: Multi-track audio subsystem built on miniaudio with playback, pause/resume, toggle, and volume control.</w:t>
+      </w:r>
+    </w:p>
+    <w:p>
+      <w:r>
+        <w:t>charCheck.h: Platform-specific low-level single-character input abstraction for Windows and macOS.</w:t>
+      </w:r>
+    </w:p>
+    <w:p>
+      <w:r>
+        <w:t>random.h / random.cpp: Uniform random-number helper used across combat, progression, and item-related mechanics.</w:t>
+      </w:r>
+    </w:p>
+    <w:p>
+      <w:r>
+        <w:t>include/json.hpp: Bundled nlohmann/json single-header library used by save/load serialization.</w:t>
+      </w:r>
+    </w:p>
+    <w:p>
+      <w:r>
+        <w:t>music/: Bundled MP3 assets used by the music subsystem.</w:t>
+      </w:r>
+    </w:p>
+    <w:p>
+      <w:pPr>
+        <w:pStyle w:val="3"/>
+      </w:pPr>
+      <w:r>
+        <w:t>A16. Superseded Statements from the Original Revision</w:t>
+      </w:r>
+    </w:p>
+    <w:p>
+      <w:r>
+        <w:t>The original statement that version 1.0 had no level or experience-point progression system is no longer correct.</w:t>
+      </w:r>
+    </w:p>
+    <w:p>
+      <w:r>
+        <w:t>The older description of audio as a single-file background music feature is outdated; the repository now contains a full music subsystem with multiple tracks, volume management, pause/resume behavior, and a dedicated music screen.</w:t>
+      </w:r>
+    </w:p>
+    <w:p>
+      <w:r>
+        <w:t>Any earlier implication that save/load only needed to cover a narrow subset of player data should be treated as incomplete; the present codebase includes more extensive player, statistics, inventory, equipment, and shop state.</w:t>
+      </w:r>
+    </w:p>
+    <w:p>
+      <w:r>
+        <w:t>The newer codebase should therefore be documented as a broader and more systems-rich console RPG inventory game than the original revision described.</w:t>
+      </w:r>
     </w:p>
     <w:sectPr>
       <w:headerReference r:id="rId3" w:type="default"/>
